--- a/pr-preview/pr-354/index-tracked-changes.docx
+++ b/pr-preview/pr-354/index-tracked-changes.docx
@@ -26,7 +26,7 @@
       </w:pPr>
       <w:ins w:id="2" w:author="PR Preview" w:date="2026-01-01T00:00:00Z">
         <w:r>
-          <w:t xml:space="preserve">Last modified: 2026-10-26 00:41:12 (PDT)</w:t>
+          <w:t xml:space="preserve">Last modified: 2026-10-26 00:52:41 (PDT)</w:t>
         </w:r>
       </w:ins>
     </w:p>

--- a/pr-preview/pr-354/index-tracked-changes.docx
+++ b/pr-preview/pr-354/index-tracked-changes.docx
@@ -26,7 +26,7 @@
       </w:pPr>
       <w:ins w:id="2" w:author="PR Preview" w:date="2026-01-01T00:00:00Z">
         <w:r>
-          <w:t xml:space="preserve">Last modified: 2026-10-26 00:52:41 (PDT)</w:t>
+          <w:t xml:space="preserve">Last modified: 2026-10-26 01:03:10 (PDT)</w:t>
         </w:r>
       </w:ins>
     </w:p>
@@ -150,63 +150,186 @@
       <w:pPr>
         <w:pStyle w:val="FirstParagraph"/>
       </w:pPr>
-      <w:r>
-        <w:t xml:space="preserve">The site’s structure ultimately derives from the</w:t>
-      </w:r>
-      <w:r>
-        <w:t xml:space="preserve"> </w:t>
-      </w:r>
+      <w:del w:id="3" w:author="PR Preview" w:date="2026-01-01T00:00:00Z">
+        <w:r>
+          <w:delText xml:space="preserve">The site’s structure ultimately derives from the</w:delText>
+        </w:r>
+      </w:del>
+      <w:del w:id="4" w:author="PR Preview" w:date="2026-01-01T00:00:00Z">
+        <w:r>
+          <w:delText xml:space="preserve"> </w:delText>
+        </w:r>
+      </w:del>
+      <w:hyperlink r:id="rId12">
+        <w:del w:id="5" w:author="PR Preview" w:date="2026-01-01T00:00:00Z">
+          <w:r>
+            <w:rPr>
+              <w:rStyle w:val="Hyperlink"/>
+            </w:rPr>
+            <w:delText xml:space="preserve">Benjamin-Chung Lab Manual</w:delText>
+          </w:r>
+        </w:del>
+      </w:hyperlink>
+      <w:del w:id="6" w:author="PR Preview" w:date="2026-01-01T00:00:00Z">
+        <w:r>
+          <w:delText xml:space="preserve">.</w:delText>
+        </w:r>
+      </w:del>
+      <w:del w:id="7" w:author="PR Preview" w:date="2026-01-01T00:00:00Z">
+        <w:r>
+          <w:delText xml:space="preserve"> </w:delText>
+        </w:r>
+      </w:del>
+      <w:del w:id="8" w:author="PR Preview" w:date="2026-01-01T00:00:00Z">
+        <w:r>
+          <w:delText xml:space="preserve">For further reading, see the</w:delText>
+        </w:r>
+      </w:del>
+      <w:del w:id="9" w:author="PR Preview" w:date="2026-01-01T00:00:00Z">
+        <w:r>
+          <w:delText xml:space="preserve"> </w:delText>
+        </w:r>
+      </w:del>
       <w:hyperlink r:id="rId11">
-        <w:r>
-          <w:rPr>
-            <w:rStyle w:val="Hyperlink"/>
-          </w:rPr>
-          <w:t xml:space="preserve">Benjamin-Chung Lab Manual</w:t>
-        </w:r>
+        <w:del w:id="10" w:author="PR Preview" w:date="2026-01-01T00:00:00Z">
+          <w:r>
+            <w:rPr>
+              <w:rStyle w:val="Hyperlink"/>
+            </w:rPr>
+            <w:delText xml:space="preserve">UCD-SERG lab manual</w:delText>
+          </w:r>
+        </w:del>
       </w:hyperlink>
-      <w:r>
-        <w:t xml:space="preserve">.</w:t>
-      </w:r>
-      <w:r>
-        <w:t xml:space="preserve"> </w:t>
-      </w:r>
-      <w:r>
-        <w:t xml:space="preserve">For further reading, see the</w:t>
-      </w:r>
-      <w:r>
-        <w:t xml:space="preserve"> </w:t>
-      </w:r>
+      <w:del w:id="11" w:author="PR Preview" w:date="2026-01-01T00:00:00Z">
+        <w:r>
+          <w:delText xml:space="preserve"> </w:delText>
+        </w:r>
+      </w:del>
+      <w:del w:id="12" w:author="PR Preview" w:date="2026-01-01T00:00:00Z">
+        <w:r>
+          <w:delText xml:space="preserve">and the</w:delText>
+        </w:r>
+      </w:del>
+      <w:del w:id="13" w:author="PR Preview" w:date="2026-01-01T00:00:00Z">
+        <w:r>
+          <w:delText xml:space="preserve"> </w:delText>
+        </w:r>
+      </w:del>
+      <w:hyperlink r:id="rId13">
+        <w:del w:id="14" w:author="PR Preview" w:date="2026-01-01T00:00:00Z">
+          <w:r>
+            <w:rPr>
+              <w:rStyle w:val="Hyperlink"/>
+            </w:rPr>
+            <w:delText xml:space="preserve">qwt</w:delText>
+          </w:r>
+        </w:del>
+      </w:hyperlink>
+      <w:del w:id="15" w:author="PR Preview" w:date="2026-01-01T00:00:00Z">
+        <w:r>
+          <w:delText xml:space="preserve"> </w:delText>
+        </w:r>
+      </w:del>
+      <w:del w:id="16" w:author="PR Preview" w:date="2026-01-01T00:00:00Z">
+        <w:r>
+          <w:delText xml:space="preserve">website template.</w:delText>
+        </w:r>
+      </w:del>
+    </w:p>
+    <w:p>
+      <w:pPr>
+        <w:pStyle w:val="FirstParagraph"/>
+      </w:pPr>
+      <w:ins w:id="17" w:author="PR Preview" w:date="2026-01-01T00:00:00Z">
+        <w:r>
+          <w:t xml:space="preserve">The site’s CI tooling was copied from the</w:t>
+        </w:r>
+      </w:ins>
+      <w:ins w:id="18" w:author="PR Preview" w:date="2026-01-01T00:00:00Z">
+        <w:r>
+          <w:t xml:space="preserve"> </w:t>
+        </w:r>
+      </w:ins>
+      <w:hyperlink r:id="rId11">
+        <w:ins w:id="19" w:author="PR Preview" w:date="2026-01-01T00:00:00Z">
+          <w:r>
+            <w:rPr>
+              <w:rStyle w:val="Hyperlink"/>
+            </w:rPr>
+            <w:t xml:space="preserve">UCD-SERG lab manual</w:t>
+          </w:r>
+        </w:ins>
+      </w:hyperlink>
+      <w:ins w:id="20" w:author="PR Preview" w:date="2026-01-01T00:00:00Z">
+        <w:r>
+          <w:t xml:space="preserve">,</w:t>
+        </w:r>
+      </w:ins>
+      <w:ins w:id="21" w:author="PR Preview" w:date="2026-01-01T00:00:00Z">
+        <w:r>
+          <w:t xml:space="preserve"> </w:t>
+        </w:r>
+      </w:ins>
+      <w:ins w:id="22" w:author="PR Preview" w:date="2026-01-01T00:00:00Z">
+        <w:r>
+          <w:t xml:space="preserve">a fork of the</w:t>
+        </w:r>
+      </w:ins>
+      <w:ins w:id="23" w:author="PR Preview" w:date="2026-01-01T00:00:00Z">
+        <w:r>
+          <w:t xml:space="preserve"> </w:t>
+        </w:r>
+      </w:ins>
       <w:hyperlink r:id="rId12">
-        <w:r>
-          <w:rPr>
-            <w:rStyle w:val="Hyperlink"/>
-          </w:rPr>
-          <w:t xml:space="preserve">UCD-SERG lab manual</w:t>
-        </w:r>
+        <w:ins w:id="24" w:author="PR Preview" w:date="2026-01-01T00:00:00Z">
+          <w:r>
+            <w:rPr>
+              <w:rStyle w:val="Hyperlink"/>
+            </w:rPr>
+            <w:t xml:space="preserve">Benjamin-Chung Lab Manual</w:t>
+          </w:r>
+        </w:ins>
       </w:hyperlink>
-      <w:r>
-        <w:t xml:space="preserve"> </w:t>
-      </w:r>
-      <w:r>
-        <w:t xml:space="preserve">and the</w:t>
-      </w:r>
-      <w:r>
-        <w:t xml:space="preserve"> </w:t>
-      </w:r>
+      <w:ins w:id="25" w:author="PR Preview" w:date="2026-01-01T00:00:00Z">
+        <w:r>
+          <w:t xml:space="preserve">.</w:t>
+        </w:r>
+      </w:ins>
+      <w:ins w:id="26" w:author="PR Preview" w:date="2026-01-01T00:00:00Z">
+        <w:r>
+          <w:t xml:space="preserve"> </w:t>
+        </w:r>
+      </w:ins>
+      <w:ins w:id="27" w:author="PR Preview" w:date="2026-01-01T00:00:00Z">
+        <w:r>
+          <w:t xml:space="preserve">The site is built from the</w:t>
+        </w:r>
+      </w:ins>
+      <w:ins w:id="28" w:author="PR Preview" w:date="2026-01-01T00:00:00Z">
+        <w:r>
+          <w:t xml:space="preserve"> </w:t>
+        </w:r>
+      </w:ins>
       <w:hyperlink r:id="rId13">
-        <w:r>
-          <w:rPr>
-            <w:rStyle w:val="Hyperlink"/>
-          </w:rPr>
-          <w:t xml:space="preserve">qwt</w:t>
-        </w:r>
+        <w:ins w:id="29" w:author="PR Preview" w:date="2026-01-01T00:00:00Z">
+          <w:r>
+            <w:rPr>
+              <w:rStyle w:val="Hyperlink"/>
+            </w:rPr>
+            <w:t xml:space="preserve">qwt</w:t>
+          </w:r>
+        </w:ins>
       </w:hyperlink>
-      <w:r>
-        <w:t xml:space="preserve"> </w:t>
-      </w:r>
-      <w:r>
-        <w:t xml:space="preserve">website template.</w:t>
-      </w:r>
+      <w:ins w:id="30" w:author="PR Preview" w:date="2026-01-01T00:00:00Z">
+        <w:r>
+          <w:t xml:space="preserve"> </w:t>
+        </w:r>
+      </w:ins>
+      <w:ins w:id="31" w:author="PR Preview" w:date="2026-01-01T00:00:00Z">
+        <w:r>
+          <w:t xml:space="preserve">website template.</w:t>
+        </w:r>
+      </w:ins>
     </w:p>
     <w:bookmarkEnd w:id="14"/>
     <w:bookmarkEnd w:id="15"/>

--- a/pr-preview/pr-354/index-tracked-changes.docx
+++ b/pr-preview/pr-354/index-tracked-changes.docx
@@ -26,7 +26,7 @@
       </w:pPr>
       <w:ins w:id="2" w:author="PR Preview" w:date="2026-01-01T00:00:00Z">
         <w:r>
-          <w:t xml:space="preserve">Last modified: 2026-10-26 01:03:10 (PDT)</w:t>
+          <w:t xml:space="preserve">Last modified: 2026-10-26 01:14:04 (PDT)</w:t>
         </w:r>
       </w:ins>
     </w:p>

--- a/pr-preview/pr-354/index-tracked-changes.docx
+++ b/pr-preview/pr-354/index-tracked-changes.docx
@@ -16,7 +16,7 @@
       </w:pPr>
       <w:del w:id="1" w:author="PR Preview" w:date="2026-01-01T00:00:00Z">
         <w:r>
-          <w:delText xml:space="preserve">Last modified: 2026-10-25 19:48:50 (PDT)</w:delText>
+          <w:delText xml:space="preserve">Last modified: 2026-10-26 00:55:25 (PDT)</w:delText>
         </w:r>
       </w:del>
     </w:p>
@@ -26,11 +26,11 @@
       </w:pPr>
       <w:ins w:id="2" w:author="PR Preview" w:date="2026-01-01T00:00:00Z">
         <w:r>
-          <w:t xml:space="preserve">Last modified: 2026-10-26 01:14:04 (PDT)</w:t>
+          <w:t xml:space="preserve">Last modified: 2026-10-26 01:27:10 (PDT)</w:t>
         </w:r>
       </w:ins>
     </w:p>
-    <w:bookmarkStart w:id="15" w:name="preface"/>
+    <w:bookmarkStart w:id="14" w:name="preface"/>
     <w:p>
       <w:pPr>
         <w:pStyle w:val="Heading1"/>
@@ -137,7 +137,7 @@
         <w:t xml:space="preserve">as a checklist for revising a draft.</w:t>
       </w:r>
     </w:p>
-    <w:bookmarkStart w:id="14" w:name="acknowledgments"/>
+    <w:bookmarkStart w:id="13" w:name="acknowledgments"/>
     <w:p>
       <w:pPr>
         <w:pStyle w:val="Heading2"/>
@@ -152,7 +152,7 @@
       </w:pPr>
       <w:del w:id="3" w:author="PR Preview" w:date="2026-01-01T00:00:00Z">
         <w:r>
-          <w:delText xml:space="preserve">The site’s structure ultimately derives from the</w:delText>
+          <w:delText xml:space="preserve">The site’s CI tooling was copied from the</w:delText>
         </w:r>
       </w:del>
       <w:del w:id="4" w:author="PR Preview" w:date="2026-01-01T00:00:00Z">
@@ -160,8 +160,38 @@
           <w:delText xml:space="preserve"> </w:delText>
         </w:r>
       </w:del>
-      <w:hyperlink r:id="rId12">
+      <w:hyperlink r:id="rId11">
         <w:del w:id="5" w:author="PR Preview" w:date="2026-01-01T00:00:00Z">
+          <w:r>
+            <w:rPr>
+              <w:rStyle w:val="Hyperlink"/>
+            </w:rPr>
+            <w:delText xml:space="preserve">UCD-SERG lab manual</w:delText>
+          </w:r>
+        </w:del>
+      </w:hyperlink>
+      <w:del w:id="6" w:author="PR Preview" w:date="2026-01-01T00:00:00Z">
+        <w:r>
+          <w:delText xml:space="preserve">,</w:delText>
+        </w:r>
+      </w:del>
+      <w:del w:id="7" w:author="PR Preview" w:date="2026-01-01T00:00:00Z">
+        <w:r>
+          <w:delText xml:space="preserve"> </w:delText>
+        </w:r>
+      </w:del>
+      <w:del w:id="8" w:author="PR Preview" w:date="2026-01-01T00:00:00Z">
+        <w:r>
+          <w:delText xml:space="preserve">a fork of the</w:delText>
+        </w:r>
+      </w:del>
+      <w:del w:id="9" w:author="PR Preview" w:date="2026-01-01T00:00:00Z">
+        <w:r>
+          <w:delText xml:space="preserve"> </w:delText>
+        </w:r>
+      </w:del>
+      <w:hyperlink r:id="rId13">
+        <w:del w:id="10" w:author="PR Preview" w:date="2026-01-01T00:00:00Z">
           <w:r>
             <w:rPr>
               <w:rStyle w:val="Hyperlink"/>
@@ -170,53 +200,28 @@
           </w:r>
         </w:del>
       </w:hyperlink>
-      <w:del w:id="6" w:author="PR Preview" w:date="2026-01-01T00:00:00Z">
+      <w:del w:id="11" w:author="PR Preview" w:date="2026-01-01T00:00:00Z">
         <w:r>
           <w:delText xml:space="preserve">.</w:delText>
-        </w:r>
-      </w:del>
-      <w:del w:id="7" w:author="PR Preview" w:date="2026-01-01T00:00:00Z">
-        <w:r>
-          <w:delText xml:space="preserve"> </w:delText>
-        </w:r>
-      </w:del>
-      <w:del w:id="8" w:author="PR Preview" w:date="2026-01-01T00:00:00Z">
-        <w:r>
-          <w:delText xml:space="preserve">For further reading, see the</w:delText>
-        </w:r>
-      </w:del>
-      <w:del w:id="9" w:author="PR Preview" w:date="2026-01-01T00:00:00Z">
-        <w:r>
-          <w:delText xml:space="preserve"> </w:delText>
-        </w:r>
-      </w:del>
-      <w:hyperlink r:id="rId11">
-        <w:del w:id="10" w:author="PR Preview" w:date="2026-01-01T00:00:00Z">
-          <w:r>
-            <w:rPr>
-              <w:rStyle w:val="Hyperlink"/>
-            </w:rPr>
-            <w:delText xml:space="preserve">UCD-SERG lab manual</w:delText>
-          </w:r>
-        </w:del>
-      </w:hyperlink>
-      <w:del w:id="11" w:author="PR Preview" w:date="2026-01-01T00:00:00Z">
-        <w:r>
-          <w:delText xml:space="preserve"> </w:delText>
         </w:r>
       </w:del>
       <w:del w:id="12" w:author="PR Preview" w:date="2026-01-01T00:00:00Z">
         <w:r>
-          <w:delText xml:space="preserve">and the</w:delText>
+          <w:delText xml:space="preserve"> </w:delText>
         </w:r>
       </w:del>
       <w:del w:id="13" w:author="PR Preview" w:date="2026-01-01T00:00:00Z">
         <w:r>
+          <w:delText xml:space="preserve">The site is built from the</w:delText>
+        </w:r>
+      </w:del>
+      <w:del w:id="14" w:author="PR Preview" w:date="2026-01-01T00:00:00Z">
+        <w:r>
           <w:delText xml:space="preserve"> </w:delText>
         </w:r>
       </w:del>
-      <w:hyperlink r:id="rId13">
-        <w:del w:id="14" w:author="PR Preview" w:date="2026-01-01T00:00:00Z">
+      <w:hyperlink r:id="rId12">
+        <w:del w:id="15" w:author="PR Preview" w:date="2026-01-01T00:00:00Z">
           <w:r>
             <w:rPr>
               <w:rStyle w:val="Hyperlink"/>
@@ -225,12 +230,12 @@
           </w:r>
         </w:del>
       </w:hyperlink>
-      <w:del w:id="15" w:author="PR Preview" w:date="2026-01-01T00:00:00Z">
+      <w:del w:id="16" w:author="PR Preview" w:date="2026-01-01T00:00:00Z">
         <w:r>
           <w:delText xml:space="preserve"> </w:delText>
         </w:r>
       </w:del>
-      <w:del w:id="16" w:author="PR Preview" w:date="2026-01-01T00:00:00Z">
+      <w:del w:id="17" w:author="PR Preview" w:date="2026-01-01T00:00:00Z">
         <w:r>
           <w:delText xml:space="preserve">website template.</w:delText>
         </w:r>
@@ -240,18 +245,28 @@
       <w:pPr>
         <w:pStyle w:val="FirstParagraph"/>
       </w:pPr>
-      <w:ins w:id="17" w:author="PR Preview" w:date="2026-01-01T00:00:00Z">
-        <w:r>
-          <w:t xml:space="preserve">The site’s CI tooling was copied from the</w:t>
+      <w:ins w:id="18" w:author="PR Preview" w:date="2026-01-01T00:00:00Z">
+        <w:r>
+          <w:t xml:space="preserve">The site’s CI tooling was written by Ezra Morrison</w:t>
         </w:r>
       </w:ins>
-      <w:ins w:id="18" w:author="PR Preview" w:date="2026-01-01T00:00:00Z">
+      <w:ins w:id="19" w:author="PR Preview" w:date="2026-01-01T00:00:00Z">
+        <w:r>
+          <w:t xml:space="preserve"> </w:t>
+        </w:r>
+      </w:ins>
+      <w:ins w:id="20" w:author="PR Preview" w:date="2026-01-01T00:00:00Z">
+        <w:r>
+          <w:t xml:space="preserve">for the</w:t>
+        </w:r>
+      </w:ins>
+      <w:ins w:id="21" w:author="PR Preview" w:date="2026-01-01T00:00:00Z">
         <w:r>
           <w:t xml:space="preserve"> </w:t>
         </w:r>
       </w:ins>
       <w:hyperlink r:id="rId11">
-        <w:ins w:id="19" w:author="PR Preview" w:date="2026-01-01T00:00:00Z">
+        <w:ins w:id="22" w:author="PR Preview" w:date="2026-01-01T00:00:00Z">
           <w:r>
             <w:rPr>
               <w:rStyle w:val="Hyperlink"/>
@@ -260,58 +275,28 @@
           </w:r>
         </w:ins>
       </w:hyperlink>
-      <w:ins w:id="20" w:author="PR Preview" w:date="2026-01-01T00:00:00Z">
-        <w:r>
-          <w:t xml:space="preserve">,</w:t>
+      <w:ins w:id="23" w:author="PR Preview" w:date="2026-01-01T00:00:00Z">
+        <w:r>
+          <w:t xml:space="preserve">.</w:t>
         </w:r>
       </w:ins>
-      <w:ins w:id="21" w:author="PR Preview" w:date="2026-01-01T00:00:00Z">
+      <w:ins w:id="24" w:author="PR Preview" w:date="2026-01-01T00:00:00Z">
         <w:r>
           <w:t xml:space="preserve"> </w:t>
         </w:r>
       </w:ins>
-      <w:ins w:id="22" w:author="PR Preview" w:date="2026-01-01T00:00:00Z">
-        <w:r>
-          <w:t xml:space="preserve">a fork of the</w:t>
+      <w:ins w:id="25" w:author="PR Preview" w:date="2026-01-01T00:00:00Z">
+        <w:r>
+          <w:t xml:space="preserve">The site is built from the</w:t>
         </w:r>
       </w:ins>
-      <w:ins w:id="23" w:author="PR Preview" w:date="2026-01-01T00:00:00Z">
+      <w:ins w:id="26" w:author="PR Preview" w:date="2026-01-01T00:00:00Z">
         <w:r>
           <w:t xml:space="preserve"> </w:t>
         </w:r>
       </w:ins>
       <w:hyperlink r:id="rId12">
-        <w:ins w:id="24" w:author="PR Preview" w:date="2026-01-01T00:00:00Z">
-          <w:r>
-            <w:rPr>
-              <w:rStyle w:val="Hyperlink"/>
-            </w:rPr>
-            <w:t xml:space="preserve">Benjamin-Chung Lab Manual</w:t>
-          </w:r>
-        </w:ins>
-      </w:hyperlink>
-      <w:ins w:id="25" w:author="PR Preview" w:date="2026-01-01T00:00:00Z">
-        <w:r>
-          <w:t xml:space="preserve">.</w:t>
-        </w:r>
-      </w:ins>
-      <w:ins w:id="26" w:author="PR Preview" w:date="2026-01-01T00:00:00Z">
-        <w:r>
-          <w:t xml:space="preserve"> </w:t>
-        </w:r>
-      </w:ins>
-      <w:ins w:id="27" w:author="PR Preview" w:date="2026-01-01T00:00:00Z">
-        <w:r>
-          <w:t xml:space="preserve">The site is built from the</w:t>
-        </w:r>
-      </w:ins>
-      <w:ins w:id="28" w:author="PR Preview" w:date="2026-01-01T00:00:00Z">
-        <w:r>
-          <w:t xml:space="preserve"> </w:t>
-        </w:r>
-      </w:ins>
-      <w:hyperlink r:id="rId13">
-        <w:ins w:id="29" w:author="PR Preview" w:date="2026-01-01T00:00:00Z">
+        <w:ins w:id="27" w:author="PR Preview" w:date="2026-01-01T00:00:00Z">
           <w:r>
             <w:rPr>
               <w:rStyle w:val="Hyperlink"/>
@@ -320,19 +305,19 @@
           </w:r>
         </w:ins>
       </w:hyperlink>
-      <w:ins w:id="30" w:author="PR Preview" w:date="2026-01-01T00:00:00Z">
+      <w:ins w:id="28" w:author="PR Preview" w:date="2026-01-01T00:00:00Z">
         <w:r>
           <w:t xml:space="preserve"> </w:t>
         </w:r>
       </w:ins>
-      <w:ins w:id="31" w:author="PR Preview" w:date="2026-01-01T00:00:00Z">
+      <w:ins w:id="29" w:author="PR Preview" w:date="2026-01-01T00:00:00Z">
         <w:r>
           <w:t xml:space="preserve">website template.</w:t>
         </w:r>
       </w:ins>
     </w:p>
+    <w:bookmarkEnd w:id="13"/>
     <w:bookmarkEnd w:id="14"/>
-    <w:bookmarkEnd w:id="15"/>
     <w:sectPr>
       <w:footnotePr>
         <w:numRestart w:val="eachSect"/>
